--- a/google-docs/20-project-ideas.docx
+++ b/google-docs/20-project-ideas.docx
@@ -1950,7 +1950,47 @@
       </w:r>
       <w:r>
         <w:rPr/>
-        <w:t>. Adapt them to whichever project you build.</w:t>
+        <w:t xml:space="preserve">. Adapt them to whichever project you build. Each question has a </w:t>
+      </w:r>
+      <w:r>
+        <w:rPr>
+          <w:b/>
+        </w:rPr>
+        <w:t>Short answer</w:t>
+      </w:r>
+      <w:r>
+        <w:rPr/>
+        <w:t xml:space="preserve">, an </w:t>
+      </w:r>
+      <w:r>
+        <w:rPr>
+          <w:b/>
+        </w:rPr>
+        <w:t>Explanation</w:t>
+      </w:r>
+      <w:r>
+        <w:rPr/>
+        <w:t xml:space="preserve">, an </w:t>
+      </w:r>
+      <w:r>
+        <w:rPr>
+          <w:b/>
+        </w:rPr>
+        <w:t>Example</w:t>
+      </w:r>
+      <w:r>
+        <w:rPr/>
+        <w:t xml:space="preserve"> and a </w:t>
+      </w:r>
+      <w:r>
+        <w:rPr>
+          <w:b/>
+        </w:rPr>
+        <w:t>Say it like this</w:t>
+      </w:r>
+      <w:r>
+        <w:rPr/>
+        <w:t xml:space="preserve"> sample answer.</w:t>
       </w:r>
     </w:p>
     <w:p>
@@ -1996,7 +2036,52 @@
         <w:rPr>
           <w:b/>
         </w:rPr>
-        <w:t>Sample answer:</w:t>
+        <w:t>Short answer:</w:t>
+      </w:r>
+      <w:r>
+        <w:rPr/>
+        <w:t xml:space="preserve"> Most WebRTC examples skip the hard production parts; this project solves them openly, based on what I did at work.</w:t>
+      </w:r>
+    </w:p>
+    <w:p>
+      <w:r>
+        <w:rPr/>
+      </w:r>
+      <w:r>
+        <w:rPr>
+          <w:b/>
+        </w:rPr>
+        <w:t>Explanation:</w:t>
+      </w:r>
+      <w:r>
+        <w:rPr/>
+        <w:t xml:space="preserve"> Interviewers want a real motivation and a clear problem, not "to learn React". Link it to your professional experience without exposing client code.</w:t>
+      </w:r>
+    </w:p>
+    <w:p>
+      <w:r>
+        <w:rPr/>
+      </w:r>
+      <w:r>
+        <w:rPr>
+          <w:b/>
+        </w:rPr>
+        <w:t>Example:</w:t>
+      </w:r>
+      <w:r>
+        <w:rPr/>
+        <w:t xml:space="preserve"> Pre-join device checks, graceful reconnection and accessibility, which most demos leave out.</w:t>
+      </w:r>
+    </w:p>
+    <w:p>
+      <w:r>
+        <w:rPr/>
+      </w:r>
+      <w:r>
+        <w:rPr>
+          <w:b/>
+        </w:rPr>
+        <w:t>Say it like this:</w:t>
       </w:r>
       <w:r>
         <w:rPr/>
@@ -2044,7 +2129,52 @@
         <w:rPr>
           <w:b/>
         </w:rPr>
-        <w:t>Sample answer:</w:t>
+        <w:t>Short answer:</w:t>
+      </w:r>
+      <w:r>
+        <w:rPr/>
+        <w:t xml:space="preserve"> React with TypeScript, LiveKit as a self-hostable SFU, a tiny Node token server, Vite, and Playwright, each chosen for a specific reason.</w:t>
+      </w:r>
+    </w:p>
+    <w:p>
+      <w:r>
+        <w:rPr/>
+      </w:r>
+      <w:r>
+        <w:rPr>
+          <w:b/>
+        </w:rPr>
+        <w:t>Explanation:</w:t>
+      </w:r>
+      <w:r>
+        <w:rPr/>
+        <w:t xml:space="preserve"> Every choice should have a reason tied to the project's needs, including why you didn't choose the obvious alternative.</w:t>
+      </w:r>
+    </w:p>
+    <w:p>
+      <w:r>
+        <w:rPr/>
+      </w:r>
+      <w:r>
+        <w:rPr>
+          <w:b/>
+        </w:rPr>
+        <w:t>Example:</w:t>
+      </w:r>
+      <w:r>
+        <w:rPr/>
+        <w:t xml:space="preserve"> Vite over Next.js because it's an authenticated real-time app with no SEO needs.</w:t>
+      </w:r>
+    </w:p>
+    <w:p>
+      <w:r>
+        <w:rPr/>
+      </w:r>
+      <w:r>
+        <w:rPr>
+          <w:b/>
+        </w:rPr>
+        <w:t>Say it like this:</w:t>
       </w:r>
       <w:r>
         <w:rPr/>
@@ -2092,7 +2222,110 @@
         <w:rPr>
           <w:b/>
         </w:rPr>
-        <w:t>Sample answer:</w:t>
+        <w:t>Short answer:</w:t>
+      </w:r>
+      <w:r>
+        <w:rPr/>
+        <w:t xml:space="preserve"> Tiles remounting on every join because they were keyed by array index; found with React DevTools and fixed with stable participant IDs.</w:t>
+      </w:r>
+    </w:p>
+    <w:p>
+      <w:r>
+        <w:rPr/>
+      </w:r>
+      <w:r>
+        <w:rPr>
+          <w:b/>
+        </w:rPr>
+        <w:t>Explanation:</w:t>
+      </w:r>
+      <w:r>
+        <w:rPr/>
+        <w:t xml:space="preserve"> Tell it as symptom → investigation → root cause → fix → lesson. The investigation shows how you debug.</w:t>
+      </w:r>
+    </w:p>
+    <w:p>
+      <w:r>
+        <w:rPr/>
+      </w:r>
+      <w:r>
+        <w:rPr>
+          <w:b/>
+        </w:rPr>
+        <w:t>Example:</w:t>
+      </w:r>
+      <w:r>
+        <w:rPr/>
+      </w:r>
+    </w:p>
+    <w:tbl>
+      <w:tblPr>
+        <w:tblW w:type="auto" w:w="0"/>
+        <w:jc w:val="center"/>
+        <w:tblCellMar>
+          <w:top w:w="141" w:type="dxa"/>
+          <w:left w:w="141" w:type="dxa"/>
+          <w:bottom w:w="141" w:type="dxa"/>
+          <w:right w:w="141" w:type="dxa"/>
+        </w:tblCellMar>
+        <w:tblLook w:firstColumn="1" w:firstRow="1" w:lastColumn="0" w:lastRow="0" w:noHBand="0" w:noVBand="1" w:val="04A0"/>
+      </w:tblPr>
+      <w:tblGrid>
+        <w:gridCol w:w="9972"/>
+      </w:tblGrid>
+      <w:tr>
+        <w:tc>
+          <w:tcPr>
+            <w:tcW w:type="dxa" w:w="9972"/>
+            <w:shd w:val="clear" w:color="auto" w:fill="F3F4F6"/>
+          </w:tcPr>
+          <w:p>
+            <w:pPr>
+              <w:spacing w:after="0" w:line="240" w:lineRule="auto"/>
+            </w:pPr>
+            <w:r>
+              <w:rPr>
+                <w:rFonts w:ascii="Arial" w:hAnsi="Arial"/>
+                <w:b/>
+                <w:color w:val="6B7280"/>
+                <w:sz w:val="16"/>
+              </w:rPr>
+              <w:t>TSX</w:t>
+              <w:br/>
+            </w:r>
+            <w:r>
+              <w:rPr>
+                <w:rFonts w:ascii="Courier New" w:hAnsi="Courier New" w:eastAsia="Courier New"/>
+                <w:sz w:val="19"/>
+              </w:rPr>
+              <w:t>// Before: key={i}   → a new participant shifts every key, so tiles remount</w:t>
+              <w:br/>
+            </w:r>
+            <w:r>
+              <w:rPr>
+                <w:rFonts w:ascii="Courier New" w:hAnsi="Courier New" w:eastAsia="Courier New"/>
+                <w:sz w:val="19"/>
+              </w:rPr>
+              <w:t>{participants.map((p) =&gt; &lt;ParticipantTile key={p.sid} participant={p} /&gt;)}</w:t>
+            </w:r>
+          </w:p>
+        </w:tc>
+      </w:tr>
+    </w:tbl>
+    <w:p>
+      <w:pPr>
+        <w:spacing w:after="40"/>
+      </w:pPr>
+    </w:p>
+    <w:p>
+      <w:r>
+        <w:rPr/>
+      </w:r>
+      <w:r>
+        <w:rPr>
+          <w:b/>
+        </w:rPr>
+        <w:t>Say it like this:</w:t>
       </w:r>
       <w:r>
         <w:rPr/>
@@ -2149,7 +2382,102 @@
         <w:rPr>
           <w:b/>
         </w:rPr>
-        <w:t>Sample answer:</w:t>
+        <w:t>Short answer:</w:t>
+      </w:r>
+      <w:r>
+        <w:rPr/>
+        <w:t xml:space="preserve"> A reducer-based state machine for the call lifecycle, the Room object in a ref, and audio levels outside React entirely.</w:t>
+      </w:r>
+    </w:p>
+    <w:p>
+      <w:r>
+        <w:rPr/>
+      </w:r>
+      <w:r>
+        <w:rPr>
+          <w:b/>
+        </w:rPr>
+        <w:t>Explanation:</w:t>
+      </w:r>
+      <w:r>
+        <w:rPr/>
+        <w:t xml:space="preserve"> Different kinds of state belong in different places: transitions in a reducer, non-serialisable objects in refs, high-frequency values outside React.</w:t>
+      </w:r>
+    </w:p>
+    <w:p>
+      <w:r>
+        <w:rPr/>
+      </w:r>
+      <w:r>
+        <w:rPr>
+          <w:b/>
+        </w:rPr>
+        <w:t>Example:</w:t>
+      </w:r>
+      <w:r>
+        <w:rPr/>
+      </w:r>
+    </w:p>
+    <w:tbl>
+      <w:tblPr>
+        <w:tblW w:type="auto" w:w="0"/>
+        <w:jc w:val="center"/>
+        <w:tblCellMar>
+          <w:top w:w="141" w:type="dxa"/>
+          <w:left w:w="141" w:type="dxa"/>
+          <w:bottom w:w="141" w:type="dxa"/>
+          <w:right w:w="141" w:type="dxa"/>
+        </w:tblCellMar>
+        <w:tblLook w:firstColumn="1" w:firstRow="1" w:lastColumn="0" w:lastRow="0" w:noHBand="0" w:noVBand="1" w:val="04A0"/>
+      </w:tblPr>
+      <w:tblGrid>
+        <w:gridCol w:w="9972"/>
+      </w:tblGrid>
+      <w:tr>
+        <w:tc>
+          <w:tcPr>
+            <w:tcW w:type="dxa" w:w="9972"/>
+            <w:shd w:val="clear" w:color="auto" w:fill="F3F4F6"/>
+          </w:tcPr>
+          <w:p>
+            <w:pPr>
+              <w:spacing w:after="0" w:line="240" w:lineRule="auto"/>
+            </w:pPr>
+            <w:r>
+              <w:rPr>
+                <w:rFonts w:ascii="Arial" w:hAnsi="Arial"/>
+                <w:b/>
+                <w:color w:val="6B7280"/>
+                <w:sz w:val="16"/>
+              </w:rPr>
+              <w:t>TS</w:t>
+              <w:br/>
+            </w:r>
+            <w:r>
+              <w:rPr>
+                <w:rFonts w:ascii="Courier New" w:hAnsi="Courier New" w:eastAsia="Courier New"/>
+                <w:sz w:val="19"/>
+              </w:rPr>
+              <w:t>type CallState = 'idle' | 'checkingDevices' | 'connecting' | 'connected' | 'reconnecting' | 'failed';</w:t>
+            </w:r>
+          </w:p>
+        </w:tc>
+      </w:tr>
+    </w:tbl>
+    <w:p>
+      <w:pPr>
+        <w:spacing w:after="40"/>
+      </w:pPr>
+    </w:p>
+    <w:p>
+      <w:r>
+        <w:rPr/>
+      </w:r>
+      <w:r>
+        <w:rPr>
+          <w:b/>
+        </w:rPr>
+        <w:t>Say it like this:</w:t>
       </w:r>
       <w:r>
         <w:rPr/>
@@ -2197,7 +2525,52 @@
         <w:rPr>
           <w:b/>
         </w:rPr>
-        <w:t>Sample answer:</w:t>
+        <w:t>Short answer:</w:t>
+      </w:r>
+      <w:r>
+        <w:rPr/>
+        <w:t xml:space="preserve"> Unit tests for every reducer transition, RTL for components, Playwright with fake devices end to end, and manual testing for real network conditions.</w:t>
+      </w:r>
+    </w:p>
+    <w:p>
+      <w:r>
+        <w:rPr/>
+      </w:r>
+      <w:r>
+        <w:rPr>
+          <w:b/>
+        </w:rPr>
+        <w:t>Explanation:</w:t>
+      </w:r>
+      <w:r>
+        <w:rPr/>
+        <w:t xml:space="preserve"> Saying what isn't automated, and why, shows judgement rather than weakness.</w:t>
+      </w:r>
+    </w:p>
+    <w:p>
+      <w:r>
+        <w:rPr/>
+      </w:r>
+      <w:r>
+        <w:rPr>
+          <w:b/>
+        </w:rPr>
+        <w:t>Example:</w:t>
+      </w:r>
+      <w:r>
+        <w:rPr/>
+        <w:t xml:space="preserve"> A Playwright test that joins a room with fake media, mutes, simulates going offline, and checks the reconnecting banner.</w:t>
+      </w:r>
+    </w:p>
+    <w:p>
+      <w:r>
+        <w:rPr/>
+      </w:r>
+      <w:r>
+        <w:rPr>
+          <w:b/>
+        </w:rPr>
+        <w:t>Say it like this:</w:t>
       </w:r>
       <w:r>
         <w:rPr/>
@@ -2245,7 +2618,52 @@
         <w:rPr>
           <w:b/>
         </w:rPr>
-        <w:t>Sample answer:</w:t>
+        <w:t>Short answer:</w:t>
+      </w:r>
+      <w:r>
+        <w:rPr/>
+        <w:t xml:space="preserve"> Every state in the machine has its own UI, including permission errors, missing devices, reconnecting and an empty room.</w:t>
+      </w:r>
+    </w:p>
+    <w:p>
+      <w:r>
+        <w:rPr/>
+      </w:r>
+      <w:r>
+        <w:rPr>
+          <w:b/>
+        </w:rPr>
+        <w:t>Explanation:</w:t>
+      </w:r>
+      <w:r>
+        <w:rPr/>
+        <w:t xml:space="preserve"> Completeness of states is one of the clearest signs of a production-minded engineer.</w:t>
+      </w:r>
+    </w:p>
+    <w:p>
+      <w:r>
+        <w:rPr/>
+      </w:r>
+      <w:r>
+        <w:rPr>
+          <w:b/>
+        </w:rPr>
+        <w:t>Example:</w:t>
+      </w:r>
+      <w:r>
+        <w:rPr/>
+        <w:t xml:space="preserve"> A 300 ms delay before showing the connecting spinner avoids a flash on fast connections.</w:t>
+      </w:r>
+    </w:p>
+    <w:p>
+      <w:r>
+        <w:rPr/>
+      </w:r>
+      <w:r>
+        <w:rPr>
+          <w:b/>
+        </w:rPr>
+        <w:t>Say it like this:</w:t>
       </w:r>
       <w:r>
         <w:rPr/>
@@ -2293,7 +2711,130 @@
         <w:rPr>
           <w:b/>
         </w:rPr>
-        <w:t>Sample answer:</w:t>
+        <w:t>Short answer:</w:t>
+      </w:r>
+      <w:r>
+        <w:rPr/>
+        <w:t xml:space="preserve"> Real toggle buttons with </w:t>
+      </w:r>
+      <w:r>
+        <w:rPr>
+          <w:rFonts w:ascii="Courier New" w:hAnsi="Courier New"/>
+          <w:color w:val="B42318"/>
+          <w:sz w:val="20"/>
+        </w:rPr>
+        <w:t>aria-pressed</w:t>
+      </w:r>
+      <w:r>
+        <w:rPr/>
+        <w:t>, state-based labels, declared shortcuts and a live region, verified with axe, keyboard testing and screen readers.</w:t>
+      </w:r>
+    </w:p>
+    <w:p>
+      <w:r>
+        <w:rPr/>
+      </w:r>
+      <w:r>
+        <w:rPr>
+          <w:b/>
+        </w:rPr>
+        <w:t>Explanation:</w:t>
+      </w:r>
+      <w:r>
+        <w:rPr/>
+        <w:t xml:space="preserve"> Cover both what you built and how you verified it, since automated tools catch only part of the issues.</w:t>
+      </w:r>
+    </w:p>
+    <w:p>
+      <w:r>
+        <w:rPr/>
+      </w:r>
+      <w:r>
+        <w:rPr>
+          <w:b/>
+        </w:rPr>
+        <w:t>Example:</w:t>
+      </w:r>
+      <w:r>
+        <w:rPr/>
+      </w:r>
+    </w:p>
+    <w:tbl>
+      <w:tblPr>
+        <w:tblW w:type="auto" w:w="0"/>
+        <w:jc w:val="center"/>
+        <w:tblCellMar>
+          <w:top w:w="141" w:type="dxa"/>
+          <w:left w:w="141" w:type="dxa"/>
+          <w:bottom w:w="141" w:type="dxa"/>
+          <w:right w:w="141" w:type="dxa"/>
+        </w:tblCellMar>
+        <w:tblLook w:firstColumn="1" w:firstRow="1" w:lastColumn="0" w:lastRow="0" w:noHBand="0" w:noVBand="1" w:val="04A0"/>
+      </w:tblPr>
+      <w:tblGrid>
+        <w:gridCol w:w="9972"/>
+      </w:tblGrid>
+      <w:tr>
+        <w:tc>
+          <w:tcPr>
+            <w:tcW w:type="dxa" w:w="9972"/>
+            <w:shd w:val="clear" w:color="auto" w:fill="F3F4F6"/>
+          </w:tcPr>
+          <w:p>
+            <w:pPr>
+              <w:spacing w:after="0" w:line="240" w:lineRule="auto"/>
+            </w:pPr>
+            <w:r>
+              <w:rPr>
+                <w:rFonts w:ascii="Arial" w:hAnsi="Arial"/>
+                <w:b/>
+                <w:color w:val="6B7280"/>
+                <w:sz w:val="16"/>
+              </w:rPr>
+              <w:t>TSX</w:t>
+              <w:br/>
+            </w:r>
+            <w:r>
+              <w:rPr>
+                <w:rFonts w:ascii="Courier New" w:hAnsi="Courier New" w:eastAsia="Courier New"/>
+                <w:sz w:val="19"/>
+              </w:rPr>
+              <w:t>&lt;button aria-pressed={muted} aria-keyshortcuts="M" onClick={toggleMic}&gt;</w:t>
+              <w:br/>
+            </w:r>
+            <w:r>
+              <w:rPr>
+                <w:rFonts w:ascii="Courier New" w:hAnsi="Courier New" w:eastAsia="Courier New"/>
+                <w:sz w:val="19"/>
+              </w:rPr>
+              <w:t xml:space="preserve">  {muted ? 'Unmute microphone' : 'Mute microphone'}</w:t>
+              <w:br/>
+            </w:r>
+            <w:r>
+              <w:rPr>
+                <w:rFonts w:ascii="Courier New" w:hAnsi="Courier New" w:eastAsia="Courier New"/>
+                <w:sz w:val="19"/>
+              </w:rPr>
+              <w:t>&lt;/button&gt;</w:t>
+            </w:r>
+          </w:p>
+        </w:tc>
+      </w:tr>
+    </w:tbl>
+    <w:p>
+      <w:pPr>
+        <w:spacing w:after="40"/>
+      </w:pPr>
+    </w:p>
+    <w:p>
+      <w:r>
+        <w:rPr/>
+      </w:r>
+      <w:r>
+        <w:rPr>
+          <w:b/>
+        </w:rPr>
+        <w:t>Say it like this:</w:t>
       </w:r>
       <w:r>
         <w:rPr/>
@@ -2365,7 +2906,52 @@
         <w:rPr>
           <w:b/>
         </w:rPr>
-        <w:t>Sample answer:</w:t>
+        <w:t>Short answer:</w:t>
+      </w:r>
+      <w:r>
+        <w:rPr/>
+        <w:t xml:space="preserve"> A static frontend on a CDN with instant rollback, Docker containers for the server parts, and CI checks plus a post-deploy smoke test.</w:t>
+      </w:r>
+    </w:p>
+    <w:p>
+      <w:r>
+        <w:rPr/>
+      </w:r>
+      <w:r>
+        <w:rPr>
+          <w:b/>
+        </w:rPr>
+        <w:t>Explanation:</w:t>
+      </w:r>
+      <w:r>
+        <w:rPr/>
+        <w:t xml:space="preserve"> Show that you've thought about failure, not just the happy path.</w:t>
+      </w:r>
+    </w:p>
+    <w:p>
+      <w:r>
+        <w:rPr/>
+      </w:r>
+      <w:r>
+        <w:rPr>
+          <w:b/>
+        </w:rPr>
+        <w:t>Example:</w:t>
+      </w:r>
+      <w:r>
+        <w:rPr/>
+        <w:t xml:space="preserve"> The smoke test creates a room and checks that a fake participant can join.</w:t>
+      </w:r>
+    </w:p>
+    <w:p>
+      <w:r>
+        <w:rPr/>
+      </w:r>
+      <w:r>
+        <w:rPr>
+          <w:b/>
+        </w:rPr>
+        <w:t>Say it like this:</w:t>
       </w:r>
       <w:r>
         <w:rPr/>
@@ -2422,7 +3008,52 @@
         <w:rPr>
           <w:b/>
         </w:rPr>
-        <w:t>Sample answer:</w:t>
+        <w:t>Short answer:</w:t>
+      </w:r>
+      <w:r>
+        <w:rPr/>
+        <w:t xml:space="preserve"> A single LiveKit node's CPU and bandwidth; scale horizontally with Redis routing, autoscaling and regional TURN, and reduce client load.</w:t>
+      </w:r>
+    </w:p>
+    <w:p>
+      <w:r>
+        <w:rPr/>
+      </w:r>
+      <w:r>
+        <w:rPr>
+          <w:b/>
+        </w:rPr>
+        <w:t>Explanation:</w:t>
+      </w:r>
+      <w:r>
+        <w:rPr/>
+        <w:t xml:space="preserve"> Identify the bottleneck first, then the fix, on both server and client.</w:t>
+      </w:r>
+    </w:p>
+    <w:p>
+      <w:r>
+        <w:rPr/>
+      </w:r>
+      <w:r>
+        <w:rPr>
+          <w:b/>
+        </w:rPr>
+        <w:t>Example:</w:t>
+      </w:r>
+      <w:r>
+        <w:rPr/>
+        <w:t xml:space="preserve"> Adaptive stream and dynacast mean clients only receive the resolution they actually display.</w:t>
+      </w:r>
+    </w:p>
+    <w:p>
+      <w:r>
+        <w:rPr/>
+      </w:r>
+      <w:r>
+        <w:rPr>
+          <w:b/>
+        </w:rPr>
+        <w:t>Say it like this:</w:t>
       </w:r>
       <w:r>
         <w:rPr/>
@@ -2470,7 +3101,52 @@
         <w:rPr>
           <w:b/>
         </w:rPr>
-        <w:t>Sample answer:</w:t>
+        <w:t>Short answer:</w:t>
+      </w:r>
+      <w:r>
+        <w:rPr/>
+        <w:t xml:space="preserve"> A reducer instead of XState, and no end-to-end encryption, both reasonable now but worth revisiting as the project grows or for healthcare.</w:t>
+      </w:r>
+    </w:p>
+    <w:p>
+      <w:r>
+        <w:rPr/>
+      </w:r>
+      <w:r>
+        <w:rPr>
+          <w:b/>
+        </w:rPr>
+        <w:t>Explanation:</w:t>
+      </w:r>
+      <w:r>
+        <w:rPr/>
+        <w:t xml:space="preserve"> Naming trade-offs and their triggers for change is a strong senior signal.</w:t>
+      </w:r>
+    </w:p>
+    <w:p>
+      <w:r>
+        <w:rPr/>
+      </w:r>
+      <w:r>
+        <w:rPr>
+          <w:b/>
+        </w:rPr>
+        <w:t>Example:</w:t>
+      </w:r>
+      <w:r>
+        <w:rPr/>
+        <w:t xml:space="preserve"> Trigger for XState: more than about eight states or nested states like screen sharing during reconnection.</w:t>
+      </w:r>
+    </w:p>
+    <w:p>
+      <w:r>
+        <w:rPr/>
+      </w:r>
+      <w:r>
+        <w:rPr>
+          <w:b/>
+        </w:rPr>
+        <w:t>Say it like this:</w:t>
       </w:r>
       <w:r>
         <w:rPr/>
@@ -2518,7 +3194,118 @@
         <w:rPr>
           <w:b/>
         </w:rPr>
-        <w:t>Sample answer:</w:t>
+        <w:t>Short answer:</w:t>
+      </w:r>
+      <w:r>
+        <w:rPr/>
+        <w:t xml:space="preserve"> Join time with User Timing marks, improved by moving the token fetch and SDK loading to the pre-join screen, with the numbers in the README.</w:t>
+      </w:r>
+    </w:p>
+    <w:p>
+      <w:r>
+        <w:rPr/>
+      </w:r>
+      <w:r>
+        <w:rPr>
+          <w:b/>
+        </w:rPr>
+        <w:t>Explanation:</w:t>
+      </w:r>
+      <w:r>
+        <w:rPr/>
+        <w:t xml:space="preserve"> Always give the metric, the method, the change and the before and after.</w:t>
+      </w:r>
+    </w:p>
+    <w:p>
+      <w:r>
+        <w:rPr/>
+      </w:r>
+      <w:r>
+        <w:rPr>
+          <w:b/>
+        </w:rPr>
+        <w:t>Example:</w:t>
+      </w:r>
+      <w:r>
+        <w:rPr/>
+      </w:r>
+    </w:p>
+    <w:tbl>
+      <w:tblPr>
+        <w:tblW w:type="auto" w:w="0"/>
+        <w:jc w:val="center"/>
+        <w:tblCellMar>
+          <w:top w:w="141" w:type="dxa"/>
+          <w:left w:w="141" w:type="dxa"/>
+          <w:bottom w:w="141" w:type="dxa"/>
+          <w:right w:w="141" w:type="dxa"/>
+        </w:tblCellMar>
+        <w:tblLook w:firstColumn="1" w:firstRow="1" w:lastColumn="0" w:lastRow="0" w:noHBand="0" w:noVBand="1" w:val="04A0"/>
+      </w:tblPr>
+      <w:tblGrid>
+        <w:gridCol w:w="9972"/>
+      </w:tblGrid>
+      <w:tr>
+        <w:tc>
+          <w:tcPr>
+            <w:tcW w:type="dxa" w:w="9972"/>
+            <w:shd w:val="clear" w:color="auto" w:fill="F3F4F6"/>
+          </w:tcPr>
+          <w:p>
+            <w:pPr>
+              <w:spacing w:after="0" w:line="240" w:lineRule="auto"/>
+            </w:pPr>
+            <w:r>
+              <w:rPr>
+                <w:rFonts w:ascii="Arial" w:hAnsi="Arial"/>
+                <w:b/>
+                <w:color w:val="6B7280"/>
+                <w:sz w:val="16"/>
+              </w:rPr>
+              <w:t>TS</w:t>
+              <w:br/>
+            </w:r>
+            <w:r>
+              <w:rPr>
+                <w:rFonts w:ascii="Courier New" w:hAnsi="Courier New" w:eastAsia="Courier New"/>
+                <w:sz w:val="19"/>
+              </w:rPr>
+              <w:t>performance.mark('join-click');</w:t>
+              <w:br/>
+            </w:r>
+            <w:r>
+              <w:rPr>
+                <w:rFonts w:ascii="Courier New" w:hAnsi="Courier New" w:eastAsia="Courier New"/>
+                <w:sz w:val="19"/>
+              </w:rPr>
+              <w:t>// ...on first remote frame:</w:t>
+              <w:br/>
+            </w:r>
+            <w:r>
+              <w:rPr>
+                <w:rFonts w:ascii="Courier New" w:hAnsi="Courier New" w:eastAsia="Courier New"/>
+                <w:sz w:val="19"/>
+              </w:rPr>
+              <w:t>performance.measure('join', 'join-click');</w:t>
+            </w:r>
+          </w:p>
+        </w:tc>
+      </w:tr>
+    </w:tbl>
+    <w:p>
+      <w:pPr>
+        <w:spacing w:after="40"/>
+      </w:pPr>
+    </w:p>
+    <w:p>
+      <w:r>
+        <w:rPr/>
+      </w:r>
+      <w:r>
+        <w:rPr>
+          <w:b/>
+        </w:rPr>
+        <w:t>Say it like this:</w:t>
       </w:r>
       <w:r>
         <w:rPr/>
@@ -2566,7 +3353,102 @@
         <w:rPr>
           <w:b/>
         </w:rPr>
-        <w:t>Sample answer:</w:t>
+        <w:t>Short answer:</w:t>
+      </w:r>
+      <w:r>
+        <w:rPr/>
+        <w:t xml:space="preserve"> Token handling is the main risk: short-lived, minimal server-issued tokens, random room names, a strict CSP, and chat rendered as text.</w:t>
+      </w:r>
+    </w:p>
+    <w:p>
+      <w:r>
+        <w:rPr/>
+      </w:r>
+      <w:r>
+        <w:rPr>
+          <w:b/>
+        </w:rPr>
+        <w:t>Explanation:</w:t>
+      </w:r>
+      <w:r>
+        <w:rPr/>
+        <w:t xml:space="preserve"> Name the biggest risk first, then each mitigation.</w:t>
+      </w:r>
+    </w:p>
+    <w:p>
+      <w:r>
+        <w:rPr/>
+      </w:r>
+      <w:r>
+        <w:rPr>
+          <w:b/>
+        </w:rPr>
+        <w:t>Example:</w:t>
+      </w:r>
+      <w:r>
+        <w:rPr/>
+      </w:r>
+    </w:p>
+    <w:tbl>
+      <w:tblPr>
+        <w:tblW w:type="auto" w:w="0"/>
+        <w:jc w:val="center"/>
+        <w:tblCellMar>
+          <w:top w:w="141" w:type="dxa"/>
+          <w:left w:w="141" w:type="dxa"/>
+          <w:bottom w:w="141" w:type="dxa"/>
+          <w:right w:w="141" w:type="dxa"/>
+        </w:tblCellMar>
+        <w:tblLook w:firstColumn="1" w:firstRow="1" w:lastColumn="0" w:lastRow="0" w:noHBand="0" w:noVBand="1" w:val="04A0"/>
+      </w:tblPr>
+      <w:tblGrid>
+        <w:gridCol w:w="9972"/>
+      </w:tblGrid>
+      <w:tr>
+        <w:tc>
+          <w:tcPr>
+            <w:tcW w:type="dxa" w:w="9972"/>
+            <w:shd w:val="clear" w:color="auto" w:fill="F3F4F6"/>
+          </w:tcPr>
+          <w:p>
+            <w:pPr>
+              <w:spacing w:after="0" w:line="240" w:lineRule="auto"/>
+            </w:pPr>
+            <w:r>
+              <w:rPr>
+                <w:rFonts w:ascii="Arial" w:hAnsi="Arial"/>
+                <w:b/>
+                <w:color w:val="6B7280"/>
+                <w:sz w:val="16"/>
+              </w:rPr>
+              <w:t>TEXT</w:t>
+              <w:br/>
+            </w:r>
+            <w:r>
+              <w:rPr>
+                <w:rFonts w:ascii="Courier New" w:hAnsi="Courier New" w:eastAsia="Courier New"/>
+                <w:sz w:val="19"/>
+              </w:rPr>
+              <w:t>Content-Security-Policy: default-src 'self'; connect-src 'self' https://api.example.com wss://livekit.example.com</w:t>
+            </w:r>
+          </w:p>
+        </w:tc>
+      </w:tr>
+    </w:tbl>
+    <w:p>
+      <w:pPr>
+        <w:spacing w:after="40"/>
+      </w:pPr>
+    </w:p>
+    <w:p>
+      <w:r>
+        <w:rPr/>
+      </w:r>
+      <w:r>
+        <w:rPr>
+          <w:b/>
+        </w:rPr>
+        <w:t>Say it like this:</w:t>
       </w:r>
       <w:r>
         <w:rPr/>
@@ -2614,7 +3496,52 @@
         <w:rPr>
           <w:b/>
         </w:rPr>
-        <w:t>Sample answer:</w:t>
+        <w:t>Short answer:</w:t>
+      </w:r>
+      <w:r>
+        <w:rPr/>
+        <w:t xml:space="preserve"> Document the state machine and the non-obvious decisions, add a runbook, then split the code into feature folders.</w:t>
+      </w:r>
+    </w:p>
+    <w:p>
+      <w:r>
+        <w:rPr/>
+      </w:r>
+      <w:r>
+        <w:rPr>
+          <w:b/>
+        </w:rPr>
+        <w:t>Explanation:</w:t>
+      </w:r>
+      <w:r>
+        <w:rPr/>
+        <w:t xml:space="preserve"> This tests whether you think about other people working on your code.</w:t>
+      </w:r>
+    </w:p>
+    <w:p>
+      <w:r>
+        <w:rPr/>
+      </w:r>
+      <w:r>
+        <w:rPr>
+          <w:b/>
+        </w:rPr>
+        <w:t>Example:</w:t>
+      </w:r>
+      <w:r>
+        <w:rPr/>
+        <w:t xml:space="preserve"> An ADR titled "Why the Room object lives outside React state".</w:t>
+      </w:r>
+    </w:p>
+    <w:p>
+      <w:r>
+        <w:rPr/>
+      </w:r>
+      <w:r>
+        <w:rPr>
+          <w:b/>
+        </w:rPr>
+        <w:t>Say it like this:</w:t>
       </w:r>
       <w:r>
         <w:rPr/>
